--- a/De_Stijl_speech_RU.docx
+++ b/De_Stijl_speech_RU.docx
@@ -1938,7 +1938,23 @@
           <w:sz w:val="24"/>
           <w:szCs w:val="24"/>
         </w:rPr>
-        <w:t xml:space="preserve">Чтобы понять дом, посмотрим на него сверху. Слева — </w:t>
+        <w:t xml:space="preserve">Чтобы понять дом, посмотрим на него сверху. Это </w:t>
+      </w:r>
+      <w:r>
+        <w:rPr>
+          <w:b/>
+          <w:bCs/>
+          <w:sz w:val="24"/>
+          <w:szCs w:val="24"/>
+        </w:rPr>
+        <w:t xml:space="preserve">настоящие планы</w:t>
+      </w:r>
+      <w:r>
+        <w:rPr>
+          <w:sz w:val="24"/>
+          <w:szCs w:val="24"/>
+        </w:rPr>
+        <w:t xml:space="preserve">. Слева — </w:t>
       </w:r>
       <w:r>
         <w:rPr>
@@ -1954,78 +1970,39 @@
           <w:sz w:val="24"/>
           <w:szCs w:val="24"/>
         </w:rPr>
-        <w:t xml:space="preserve">, справа — </w:t>
-      </w:r>
-      <w:r>
-        <w:rPr>
-          <w:b/>
-          <w:bCs/>
-          <w:sz w:val="24"/>
-          <w:szCs w:val="24"/>
-        </w:rPr>
-        <w:t xml:space="preserve">второй</w:t>
-      </w:r>
-      <w:r>
-        <w:rPr>
-          <w:sz w:val="24"/>
-          <w:szCs w:val="24"/>
-        </w:rPr>
-        <w:t xml:space="preserve">. Улица — внизу, а слева — соседний дом.</w:t>
-      </w:r>
-    </w:p>
-    <w:p>
-      <w:pPr>
-        <w:keepNext/>
-        <w:keepLines/>
-        <w:spacing w:after="100" w:line="312"/>
-      </w:pPr>
-      <w:r>
-        <w:rPr>
-          <w:b/>
-          <w:bCs/>
-          <w:sz w:val="24"/>
-          <w:szCs w:val="24"/>
-        </w:rPr>
-        <w:t xml:space="preserve">Первый этаж</w:t>
-      </w:r>
-      <w:r>
-        <w:rPr>
-          <w:sz w:val="24"/>
-          <w:szCs w:val="24"/>
-        </w:rPr>
-        <w:t xml:space="preserve"> довольно традиционный: постоянные стены и отдельные комнаты вокруг </w:t>
-      </w:r>
-      <w:r>
-        <w:rPr>
-          <w:b/>
-          <w:bCs/>
-          <w:sz w:val="24"/>
-          <w:szCs w:val="24"/>
-        </w:rPr>
-        <w:t xml:space="preserve">лестницы в центре</w:t>
-      </w:r>
-      <w:r>
-        <w:rPr>
-          <w:sz w:val="24"/>
-          <w:szCs w:val="24"/>
-        </w:rPr>
-        <w:t xml:space="preserve"> — прихожая, большая </w:t>
-      </w:r>
-      <w:r>
-        <w:rPr>
-          <w:b/>
-          <w:bCs/>
-          <w:sz w:val="24"/>
-          <w:szCs w:val="24"/>
-        </w:rPr>
-        <w:t xml:space="preserve">кухня-столовая</w:t>
-      </w:r>
-      <w:r>
-        <w:rPr>
-          <w:sz w:val="24"/>
-          <w:szCs w:val="24"/>
-        </w:rPr>
-        <w:t xml:space="preserve">, комната для чтения, рабочая комната, комната для прислуги и мастерская, которой пользовался Ритвельд.</w:t>
+        <w:t xml:space="preserve">: постоянные стены и отдельные комнаты вокруг </w:t>
+      </w:r>
+      <w:r>
+        <w:rPr>
+          <w:b/>
+          <w:bCs/>
+          <w:sz w:val="24"/>
+          <w:szCs w:val="24"/>
+        </w:rPr>
+        <w:t xml:space="preserve">лестницы</w:t>
+      </w:r>
+      <w:r>
+        <w:rPr>
+          <w:sz w:val="24"/>
+          <w:szCs w:val="24"/>
+        </w:rPr>
+        <w:t xml:space="preserve"> — прихожая и вход, большая </w:t>
+      </w:r>
+      <w:r>
+        <w:rPr>
+          <w:b/>
+          <w:bCs/>
+          <w:sz w:val="24"/>
+          <w:szCs w:val="24"/>
+        </w:rPr>
+        <w:t xml:space="preserve">кухня-столовая-гостиная</w:t>
+      </w:r>
+      <w:r>
+        <w:rPr>
+          <w:sz w:val="24"/>
+          <w:szCs w:val="24"/>
+        </w:rPr>
+        <w:t xml:space="preserve">, комната для чтения, рабочая комната, спальня и мастерская.</w:t>
       </w:r>
     </w:p>
     <w:p>
@@ -2039,23 +2016,23 @@
           <w:sz w:val="24"/>
           <w:szCs w:val="24"/>
         </w:rPr>
-        <w:t xml:space="preserve">А теперь поднимемся наверх. </w:t>
-      </w:r>
-      <w:r>
-        <w:rPr>
-          <w:b/>
-          <w:bCs/>
-          <w:sz w:val="24"/>
-          <w:szCs w:val="24"/>
-        </w:rPr>
-        <w:t xml:space="preserve">Второй этаж</w:t>
-      </w:r>
-      <w:r>
-        <w:rPr>
-          <w:sz w:val="24"/>
-          <w:szCs w:val="24"/>
-        </w:rPr>
-        <w:t xml:space="preserve"> совсем другой: кроме ванной и туалета, здесь </w:t>
+        <w:t xml:space="preserve">Справа — </w:t>
+      </w:r>
+      <w:r>
+        <w:rPr>
+          <w:b/>
+          <w:bCs/>
+          <w:sz w:val="24"/>
+          <w:szCs w:val="24"/>
+        </w:rPr>
+        <w:t xml:space="preserve">второй этаж</w:t>
+      </w:r>
+      <w:r>
+        <w:rPr>
+          <w:sz w:val="24"/>
+          <w:szCs w:val="24"/>
+        </w:rPr>
+        <w:t xml:space="preserve">. Он совсем другой: кроме ванной и туалета, здесь </w:t>
       </w:r>
       <w:r>
         <w:rPr>
@@ -2071,23 +2048,7 @@
           <w:sz w:val="24"/>
           <w:szCs w:val="24"/>
         </w:rPr>
-        <w:t xml:space="preserve">. Это одно открытое пространство: гостиная-столовая со знаменитым </w:t>
-      </w:r>
-      <w:r>
-        <w:rPr>
-          <w:b/>
-          <w:bCs/>
-          <w:sz w:val="24"/>
-          <w:szCs w:val="24"/>
-        </w:rPr>
-        <w:t xml:space="preserve">угловым окном</w:t>
-      </w:r>
-      <w:r>
-        <w:rPr>
-          <w:sz w:val="24"/>
-          <w:szCs w:val="24"/>
-        </w:rPr>
-        <w:t xml:space="preserve">, комната Трюс, уголок для девочек и уголок для сына с его пианино.</w:t>
+        <w:t xml:space="preserve">. Это одно открытое пространство вокруг лестницы — на плане видно обеденный стол, пианино и кровати вдоль стен. Днём это была одна большая комната.</w:t>
       </w:r>
     </w:p>
     <w:p>
@@ -2116,7 +2077,7 @@
           <w:sz w:val="20"/>
           <w:szCs w:val="20"/>
         </w:rPr>
-        <w:t xml:space="preserve">Как читать план: это вид сверху, как будто с дома сняли крышу и разрезали его горизонтально примерно в метре от пола. Толстые чёрные линии — стены, прямоугольник с полосками в центре — лестница (полоски — это ступени), красная метка — входная дверь. «Not to scale» значит «не в масштабе»: пропорции примерные, это схема, а не точный архитектурный чертёж.</w:t>
+        <w:t xml:space="preserve">Как читать план: это вид сверху, как будто с дома сняли крышу и разрезали его горизонтально примерно в метре от пола. Толстые линии — стены, тонкие — мебель и окна, дуги показывают, как открываются двери. План первого этажа (масштаб 1:100) — с сайта ArchDaily, подписи на нём по-английски: STUDIO — мастерская, WORKING — рабочая комната, SLEEPING — спальня, READING — комната для чтения, HALL — прихожая, KITCHEN/DINING/LIVING — кухня-столовая-гостиная, WC — туалет, ENTRANCE — вход. План второго этажа — с Wikimedia Commons; французская подпись «plan étage ouvert, parois repoussées» значит «этаж открыт, перегородки задвинуты». Красные подписи на слайде: STAIRS — лестница, BATH — ванная, PIANO — пианино, DINING — обеденный стол.</w:t>
       </w:r>
     </w:p>
     <w:p>
@@ -2315,7 +2276,7 @@
           <w:sz w:val="20"/>
           <w:szCs w:val="20"/>
         </w:rPr>
-        <w:t xml:space="preserve">   ·   ≈ 0:45</w:t>
+        <w:t xml:space="preserve">   ·   ≈ 0:50</w:t>
       </w:r>
     </w:p>
     <w:p>
@@ -2366,78 +2327,101 @@
           <w:sz w:val="24"/>
           <w:szCs w:val="24"/>
         </w:rPr>
-        <w:t xml:space="preserve">На этой схеме видно, как на самом деле двигаются стены. </w:t>
-      </w:r>
-      <w:r>
-        <w:rPr>
-          <w:b/>
-          <w:bCs/>
-          <w:sz w:val="24"/>
-          <w:szCs w:val="24"/>
-        </w:rPr>
-        <w:t xml:space="preserve">Красные линии</w:t>
-      </w:r>
-      <w:r>
-        <w:rPr>
-          <w:sz w:val="24"/>
-          <w:szCs w:val="24"/>
-        </w:rPr>
-        <w:t xml:space="preserve"> — раздвижные панели, </w:t>
-      </w:r>
-      <w:r>
-        <w:rPr>
-          <w:b/>
-          <w:bCs/>
-          <w:sz w:val="24"/>
-          <w:szCs w:val="24"/>
-        </w:rPr>
-        <w:t xml:space="preserve">чёрные</w:t>
-      </w:r>
-      <w:r>
-        <w:rPr>
-          <w:sz w:val="24"/>
-          <w:szCs w:val="24"/>
-        </w:rPr>
-        <w:t xml:space="preserve"> — постоянные стены.</w:t>
-      </w:r>
-    </w:p>
-    <w:p>
-      <w:pPr>
-        <w:keepNext/>
-        <w:keepLines/>
-        <w:spacing w:after="100" w:line="312"/>
-      </w:pPr>
-      <w:r>
-        <w:rPr>
-          <w:b/>
-          <w:bCs/>
-          <w:sz w:val="24"/>
-          <w:szCs w:val="24"/>
-        </w:rPr>
-        <w:t xml:space="preserve">Днём</w:t>
-      </w:r>
-      <w:r>
-        <w:rPr>
-          <w:sz w:val="24"/>
-          <w:szCs w:val="24"/>
-        </w:rPr>
-        <w:t xml:space="preserve"> — слева — панели задвинуты к стенам, и весь этаж — </w:t>
-      </w:r>
-      <w:r>
-        <w:rPr>
-          <w:b/>
-          <w:bCs/>
-          <w:sz w:val="24"/>
-          <w:szCs w:val="24"/>
-        </w:rPr>
-        <w:t xml:space="preserve">одна большая комната</w:t>
-      </w:r>
-      <w:r>
-        <w:rPr>
-          <w:sz w:val="24"/>
-          <w:szCs w:val="24"/>
-        </w:rPr>
-        <w:t xml:space="preserve"> для игр, музыки, работы и еды.</w:t>
+        <w:t xml:space="preserve">Как это работало? Вверху — два плана одного и того же второго этажа. Слева перегородки </w:t>
+      </w:r>
+      <w:r>
+        <w:rPr>
+          <w:b/>
+          <w:bCs/>
+          <w:sz w:val="24"/>
+          <w:szCs w:val="24"/>
+        </w:rPr>
+        <w:t xml:space="preserve">задвинуты</w:t>
+      </w:r>
+      <w:r>
+        <w:rPr>
+          <w:sz w:val="24"/>
+          <w:szCs w:val="24"/>
+        </w:rPr>
+        <w:t xml:space="preserve"> — одно открытое пространство. Справа перегородки </w:t>
+      </w:r>
+      <w:r>
+        <w:rPr>
+          <w:b/>
+          <w:bCs/>
+          <w:sz w:val="24"/>
+          <w:szCs w:val="24"/>
+        </w:rPr>
+        <w:t xml:space="preserve">закрыты</w:t>
+      </w:r>
+      <w:r>
+        <w:rPr>
+          <w:sz w:val="24"/>
+          <w:szCs w:val="24"/>
+        </w:rPr>
+        <w:t xml:space="preserve"> — получаются отдельные комнаты: спальни детей, комната мамы, ванная и гостиная.</w:t>
+      </w:r>
+    </w:p>
+    <w:p>
+      <w:pPr>
+        <w:keepNext/>
+        <w:keepLines/>
+        <w:spacing w:after="100" w:line="312"/>
+      </w:pPr>
+      <w:r>
+        <w:rPr>
+          <w:sz w:val="24"/>
+          <w:szCs w:val="24"/>
+        </w:rPr>
+        <w:t xml:space="preserve">Панели спрятаны вдоль стен и ездят по </w:t>
+      </w:r>
+      <w:r>
+        <w:rPr>
+          <w:b/>
+          <w:bCs/>
+          <w:sz w:val="24"/>
+          <w:szCs w:val="24"/>
+        </w:rPr>
+        <w:t xml:space="preserve">направляющим в полу и потолке</w:t>
+      </w:r>
+      <w:r>
+        <w:rPr>
+          <w:sz w:val="24"/>
+          <w:szCs w:val="24"/>
+        </w:rPr>
+        <w:t xml:space="preserve">, как двери-купе; некоторые поворачиваются. </w:t>
+      </w:r>
+      <w:r>
+        <w:rPr>
+          <w:b/>
+          <w:bCs/>
+          <w:sz w:val="24"/>
+          <w:szCs w:val="24"/>
+        </w:rPr>
+        <w:t xml:space="preserve">Вечером</w:t>
+      </w:r>
+      <w:r>
+        <w:rPr>
+          <w:sz w:val="24"/>
+          <w:szCs w:val="24"/>
+        </w:rPr>
+        <w:t xml:space="preserve"> семья их выдвигала, </w:t>
+      </w:r>
+      <w:r>
+        <w:rPr>
+          <w:b/>
+          <w:bCs/>
+          <w:sz w:val="24"/>
+          <w:szCs w:val="24"/>
+        </w:rPr>
+        <w:t xml:space="preserve">утром</w:t>
+      </w:r>
+      <w:r>
+        <w:rPr>
+          <w:sz w:val="24"/>
+          <w:szCs w:val="24"/>
+        </w:rPr>
+        <w:t xml:space="preserve"> — задвигала обратно.</w:t>
       </w:r>
     </w:p>
     <w:p>
@@ -2448,67 +2432,10 @@
       </w:pPr>
       <w:r>
         <w:rPr>
-          <w:b/>
-          <w:bCs/>
-          <w:sz w:val="24"/>
-          <w:szCs w:val="24"/>
-        </w:rPr>
-        <w:t xml:space="preserve">Вечером</w:t>
-      </w:r>
-      <w:r>
-        <w:rPr>
-          <w:sz w:val="24"/>
-          <w:szCs w:val="24"/>
-        </w:rPr>
-        <w:t xml:space="preserve"> — справа — панели выдвигают, как двери-купе, а некоторые поворачивают. Получается </w:t>
-      </w:r>
-      <w:r>
-        <w:rPr>
-          <w:b/>
-          <w:bCs/>
-          <w:sz w:val="24"/>
-          <w:szCs w:val="24"/>
-        </w:rPr>
-        <w:t xml:space="preserve">спальня для двух дочерей</w:t>
-      </w:r>
-      <w:r>
-        <w:rPr>
-          <w:sz w:val="24"/>
-          <w:szCs w:val="24"/>
-        </w:rPr>
-        <w:t xml:space="preserve">, </w:t>
-      </w:r>
-      <w:r>
-        <w:rPr>
-          <w:b/>
-          <w:bCs/>
-          <w:sz w:val="24"/>
-          <w:szCs w:val="24"/>
-        </w:rPr>
-        <w:t xml:space="preserve">спальня для сына</w:t>
-      </w:r>
-      <w:r>
-        <w:rPr>
-          <w:sz w:val="24"/>
-          <w:szCs w:val="24"/>
-        </w:rPr>
-        <w:t xml:space="preserve">, маленькая прихожая у лестницы и гостиная. </w:t>
-      </w:r>
-      <w:r>
-        <w:rPr>
-          <w:b/>
-          <w:bCs/>
-          <w:sz w:val="24"/>
-          <w:szCs w:val="24"/>
-        </w:rPr>
-        <w:t xml:space="preserve">Утром</w:t>
-      </w:r>
-      <w:r>
-        <w:rPr>
-          <w:sz w:val="24"/>
-          <w:szCs w:val="24"/>
-        </w:rPr>
-        <w:t xml:space="preserve"> всё снова задвигают обратно. Квартира-трансформер — сто лет назад!</w:t>
+          <w:sz w:val="24"/>
+          <w:szCs w:val="24"/>
+        </w:rPr>
+        <w:t xml:space="preserve">На фото внизу — тот же этаж сегодня: слева открытый, справа — с закрытыми панелями между комнатой сына и комнатой дочерей. Квартира-трансформер — сто лет назад!</w:t>
       </w:r>
     </w:p>
     <w:p>
@@ -2537,7 +2464,7 @@
           <w:sz w:val="20"/>
           <w:szCs w:val="20"/>
         </w:rPr>
-        <w:t xml:space="preserve">Ночью этаж превращается в три спальни (дочерей, сына и мамы), ванную и гостиную, а днём — в одно пространство. Детей звали Биннерт (сын), Марьян и Хан (дочери). Младшая, Хан Шрёдер, потом сама стала архитектором.</w:t>
+        <w:t xml:space="preserve">Подсказка: сравни два плана — линии, которые есть только на правом, и есть закрытые перегородки. Ночью этаж превращался в три спальни (дочерей, сына и мамы), ванную и гостиную. Детей звали Биннерт (сын), Марьян и Хан (дочери); младшая, Хан Шрёдер, потом сама стала архитектором. Подписи на планах по-французски: «plan étage ouvert» — этаж открыт, «plan étage» — этаж (закрыт).</w:t>
       </w:r>
     </w:p>
     <w:p>
@@ -3574,7 +3501,7 @@
           <w:sz w:val="20"/>
           <w:szCs w:val="20"/>
         </w:rPr>
-        <w:t xml:space="preserve">   ·   ≈ 0:45</w:t>
+        <w:t xml:space="preserve">   ·   ≈ 0:50</w:t>
       </w:r>
     </w:p>
     <w:p>
@@ -3719,55 +3646,71 @@
           <w:sz w:val="24"/>
           <w:szCs w:val="24"/>
         </w:rPr>
-        <w:t xml:space="preserve">На слайде — простая схема-</w:t>
-      </w:r>
-      <w:r>
-        <w:rPr>
-          <w:b/>
-          <w:bCs/>
-          <w:sz w:val="24"/>
-          <w:szCs w:val="24"/>
-        </w:rPr>
-        <w:t xml:space="preserve">разрез</w:t>
-      </w:r>
-      <w:r>
-        <w:rPr>
-          <w:sz w:val="24"/>
-          <w:szCs w:val="24"/>
-        </w:rPr>
-        <w:t xml:space="preserve">, как будто здание разрезали пополам. </w:t>
-      </w:r>
-      <w:r>
-        <w:rPr>
-          <w:b/>
-          <w:bCs/>
-          <w:sz w:val="24"/>
-          <w:szCs w:val="24"/>
-        </w:rPr>
-        <w:t xml:space="preserve">Четыре этажа залов</w:t>
-      </w:r>
-      <w:r>
-        <w:rPr>
-          <w:sz w:val="24"/>
-          <w:szCs w:val="24"/>
-        </w:rPr>
-        <w:t xml:space="preserve"> расположены вокруг одного высокого </w:t>
-      </w:r>
-      <w:r>
-        <w:rPr>
-          <w:b/>
-          <w:bCs/>
-          <w:sz w:val="24"/>
-          <w:szCs w:val="24"/>
-        </w:rPr>
-        <w:t xml:space="preserve">центрального холла</w:t>
-      </w:r>
-      <w:r>
-        <w:rPr>
-          <w:sz w:val="24"/>
-          <w:szCs w:val="24"/>
-        </w:rPr>
-        <w:t xml:space="preserve"> с открытой лестницей, а дневной свет падает в холл через </w:t>
+        <w:t xml:space="preserve">Внизу — </w:t>
+      </w:r>
+      <w:r>
+        <w:rPr>
+          <w:b/>
+          <w:bCs/>
+          <w:sz w:val="24"/>
+          <w:szCs w:val="24"/>
+        </w:rPr>
+        <w:t xml:space="preserve">музей внутри</w:t>
+      </w:r>
+      <w:r>
+        <w:rPr>
+          <w:sz w:val="24"/>
+          <w:szCs w:val="24"/>
+        </w:rPr>
+        <w:t xml:space="preserve">. Слева — </w:t>
+      </w:r>
+      <w:r>
+        <w:rPr>
+          <w:b/>
+          <w:bCs/>
+          <w:sz w:val="24"/>
+          <w:szCs w:val="24"/>
+        </w:rPr>
+        <w:t xml:space="preserve">центральный холл</w:t>
+      </w:r>
+      <w:r>
+        <w:rPr>
+          <w:sz w:val="24"/>
+          <w:szCs w:val="24"/>
+        </w:rPr>
+        <w:t xml:space="preserve"> сверху: высокое открытое пространство с </w:t>
+      </w:r>
+      <w:r>
+        <w:rPr>
+          <w:b/>
+          <w:bCs/>
+          <w:sz w:val="24"/>
+          <w:szCs w:val="24"/>
+        </w:rPr>
+        <w:t xml:space="preserve">открытой лестницей</w:t>
+      </w:r>
+      <w:r>
+        <w:rPr>
+          <w:sz w:val="24"/>
+          <w:szCs w:val="24"/>
+        </w:rPr>
+        <w:t xml:space="preserve"> посередине. Справа — та же лестница со второго этажа и </w:t>
+      </w:r>
+      <w:r>
+        <w:rPr>
+          <w:b/>
+          <w:bCs/>
+          <w:sz w:val="24"/>
+          <w:szCs w:val="24"/>
+        </w:rPr>
+        <w:t xml:space="preserve">залы</w:t>
+      </w:r>
+      <w:r>
+        <w:rPr>
+          <w:sz w:val="24"/>
+          <w:szCs w:val="24"/>
+        </w:rPr>
+        <w:t xml:space="preserve"> вокруг неё. На этот холл выходят четыре этажа залов, а дневной свет падает в него через </w:t>
       </w:r>
       <w:r>
         <w:rPr>
@@ -3812,7 +3755,7 @@
           <w:sz w:val="20"/>
           <w:szCs w:val="20"/>
         </w:rPr>
-        <w:t xml:space="preserve">Разрез — это чертёж здания, разрезанного вертикально, как торт, чтобы было видно этажи внутри. Над холлом — 36 квадратных окон в крыше. Партнёры, которые достроили музей, — Й. ван Диллен и Й. ван Трихт. В 1999 году к музею добавили новое крыло японского архитектора Кисё Курокавы, а в 2015 году — новый стеклянный входной холл.</w:t>
+        <w:t xml:space="preserve">Над холлом — 36 квадратных окон в крыше. Партнёры, которые достроили музей, — Й. ван Диллен и Й. ван Трихт. В 1999 году к музею добавили новое крыло японского архитектора Кисё Курокавы, а в 2015 году — новый стеклянный входной холл. Фото интерьера — с Wikimedia Commons.</w:t>
       </w:r>
     </w:p>
     <w:p>
@@ -4835,6 +4778,30 @@
           <w:sz w:val="21"/>
           <w:szCs w:val="21"/>
         </w:rPr>
+        <w:t xml:space="preserve">ArchDaily — AD Classics: Rietveld Schröder House / Gerrit Rietveld (archdaily.com).</w:t>
+      </w:r>
+    </w:p>
+    <w:p>
+      <w:pPr>
+        <w:spacing w:after="60" w:line="276"/>
+      </w:pPr>
+      <w:r>
+        <w:rPr>
+          <w:sz w:val="21"/>
+          <w:szCs w:val="21"/>
+        </w:rPr>
+        <w:t xml:space="preserve">WikiArquitectura — Rietveld-Schröder House (en.wikiarquitectura.com).</w:t>
+      </w:r>
+    </w:p>
+    <w:p>
+      <w:pPr>
+        <w:spacing w:after="60" w:line="276"/>
+      </w:pPr>
+      <w:r>
+        <w:rPr>
+          <w:sz w:val="21"/>
+          <w:szCs w:val="21"/>
+        </w:rPr>
         <w:t xml:space="preserve">Kröller-Müller Museum — Rietveld Pavilion (krollermuller.nl).</w:t>
       </w:r>
     </w:p>
@@ -4971,7 +4938,31 @@
           <w:sz w:val="21"/>
           <w:szCs w:val="21"/>
         </w:rPr>
-        <w:t xml:space="preserve">Plans, day/night scheme and Van Gogh Museum section: own simplified drawings (not to scale).</w:t>
+        <w:t xml:space="preserve">Ground floor plan: ArchDaily, “AD Classics: Rietveld Schröder House”.</w:t>
+      </w:r>
+    </w:p>
+    <w:p>
+      <w:pPr>
+        <w:spacing w:after="60" w:line="276"/>
+      </w:pPr>
+      <w:r>
+        <w:rPr>
+          <w:sz w:val="21"/>
+          <w:szCs w:val="21"/>
+        </w:rPr>
+        <w:t xml:space="preserve">Upper-floor plans (open and closed) and photos of the upper floor today: Wikimedia Commons (RietveldSchroderPlans.png; photo series “Дом Шрёдер”).</w:t>
+      </w:r>
+    </w:p>
+    <w:p>
+      <w:pPr>
+        <w:spacing w:after="60" w:line="276"/>
+      </w:pPr>
+      <w:r>
+        <w:rPr>
+          <w:sz w:val="21"/>
+          <w:szCs w:val="21"/>
+        </w:rPr>
+        <w:t xml:space="preserve">Van Gogh Museum interior: Wikimedia Commons (Treppenhaus Van Gogh Museum.jpg; Wiki Loves Art NL — jankie).</w:t>
       </w:r>
     </w:p>
     <w:sectPr>
